--- a/ky/wisdom-stories/do-not-let-your-hearts-part.docx
+++ b/ky/wisdom-stories/do-not-let-your-hearts-part.docx
@@ -129,7 +129,7 @@
           <w:sz w:val="22"/>
           <w:lang w:val="ky-KG"/>
         </w:rPr>
-        <w:t>Алар үнүн басып, шыбырашып гана сүйлөшөт, бул сүйүү аларды дагы да жакындатат. Акырында шыбыр да керексиз болуп калат — жөн гана бири-бирин карап, баарын сөз айтпай эле түшүнүшөт. Мындай көрүнүш бири-бирин сүйгөн эки адамдын ортосунда гана болот.</w:t>
+        <w:t>Алар үнүн басып, шыбырашып гана сүйлөшөт, бул сүйүү аларды дагы да жакындатат. Акырында шыбыр да керексиз болуп калат — жөн гана бири-бирин карап, баарын сөз айтпай эле түшүнүшөт. Бири-бирин сүйгөн эки адам ушунчалык жакын болот.</w:t>
       </w:r>
     </w:p>
     <w:p>
@@ -171,7 +171,7 @@
           <w:sz w:val="22"/>
           <w:lang w:val="ky-KG"/>
         </w:rPr>
-        <w:t xml:space="preserve">Сабак: </w:t>
+        <w:t>Сабак: Кыйкырык — жүрөктөрдүн ортосундагы аралыктын үнү. Талашта ошол аралыкты чоңойткудай сөз айтпа, болбосо кайра кайтуу кыйындайт.</w:t>
       </w:r>
       <w:r>
         <w:rPr>
@@ -180,7 +180,6 @@
           <w:sz w:val="22"/>
           <w:lang w:val="ky-KG"/>
         </w:rPr>
-        <w:t>Ачууланганда айткан сөзүң жүрөктөрдү алыстатпасын. Кийин жарашууга жол калтыр.</w:t>
       </w:r>
     </w:p>
     <w:p>
@@ -200,7 +199,7 @@
           <w:sz w:val="18"/>
           <w:lang w:val="ky-KG"/>
         </w:rPr>
-        <w:t>Окуя ачык интернет булактарынан алынды.</w:t>
+        <w:t>Аңгемелер ачык интернет булактарынан алынган, иллюстрациялар болсо ЖИ менен түзүлгөн.</w:t>
       </w:r>
     </w:p>
     <w:sectPr>
